--- a/Knowledge/3-Work knowledge/1-Software Engineering/1-Software Engineering Fundamentals/5-My Source/4-Networks Devices/1-Types of Routers/5-Edge Router.docx
+++ b/Knowledge/3-Work knowledge/1-Software Engineering/1-Software Engineering Fundamentals/5-My Source/4-Networks Devices/1-Types of Routers/5-Edge Router.docx
@@ -4,44 +4,28 @@
   <w:body>
     <w:p>
       <w:pPr>
-        <w:keepNext/>
-        <w:keepLines/>
-        <w:spacing w:before="400" w:after="120" w:line="276" w:lineRule="auto"/>
-        <w:outlineLvl w:val="0"/>
-        <w:rPr>
-          <w:rFonts w:ascii="Arial" w:eastAsia="Arial" w:hAnsi="Arial" w:cs="Arial"/>
-          <w:kern w:val="0"/>
-          <w:sz w:val="40"/>
-          <w:szCs w:val="40"/>
-          <w:lang w:val="en"/>
-          <w14:ligatures w14:val="none"/>
+        <w:pStyle w:val="Heading1"/>
+        <w:rPr>
+          <w:rFonts w:eastAsia="Arial"/>
+          <w:lang w:val="en"/>
         </w:rPr>
       </w:pPr>
       <w:bookmarkStart w:id="0" w:name="_xc49pmvxdw0" w:colFirst="0" w:colLast="0"/>
       <w:bookmarkEnd w:id="0"/>
       <w:r>
         <w:rPr>
-          <w:rFonts w:ascii="Arial" w:eastAsia="Arial" w:hAnsi="Arial" w:cs="Arial"/>
-          <w:kern w:val="0"/>
-          <w:sz w:val="40"/>
-          <w:szCs w:val="40"/>
-          <w:lang w:val="en"/>
-          <w14:ligatures w14:val="none"/>
+          <w:rFonts w:eastAsia="Arial"/>
+          <w:lang w:val="en"/>
         </w:rPr>
         <w:t>Edge Router</w:t>
       </w:r>
     </w:p>
     <w:p>
       <w:pPr>
-        <w:spacing w:before="280" w:after="120" w:line="276" w:lineRule="auto"/>
-        <w:outlineLvl w:val="1"/>
-        <w:rPr>
-          <w:rFonts w:ascii="Arial" w:eastAsia="Arial" w:hAnsi="Arial" w:cs="Arial"/>
-          <w:kern w:val="0"/>
-          <w:sz w:val="32"/>
-          <w:szCs w:val="32"/>
-          <w:lang w:val="en"/>
-          <w14:ligatures w14:val="none"/>
+        <w:pStyle w:val="Heading2"/>
+        <w:rPr>
+          <w:rFonts w:eastAsia="Arial"/>
+          <w:lang w:val="en"/>
         </w:rPr>
       </w:pPr>
       <w:bookmarkStart w:id="1" w:name="_ve7hsccb9n87" w:colFirst="0" w:colLast="0"/>
@@ -49,22 +33,14 @@
       <w:r>
         <w:rPr>
           <w:rFonts w:ascii="Segoe UI Emoji" w:eastAsia="Arial" w:hAnsi="Segoe UI Emoji" w:cs="Segoe UI Emoji"/>
-          <w:kern w:val="0"/>
-          <w:sz w:val="32"/>
-          <w:szCs w:val="32"/>
-          <w:lang w:val="en"/>
-          <w14:ligatures w14:val="none"/>
+          <w:lang w:val="en"/>
         </w:rPr>
         <w:t>🌍</w:t>
       </w:r>
       <w:r>
         <w:rPr>
-          <w:rFonts w:ascii="Arial" w:eastAsia="Arial" w:hAnsi="Arial" w:cs="Arial"/>
-          <w:kern w:val="0"/>
-          <w:sz w:val="32"/>
-          <w:szCs w:val="32"/>
-          <w:lang w:val="en"/>
-          <w14:ligatures w14:val="none"/>
+          <w:rFonts w:eastAsia="Arial"/>
+          <w:lang w:val="en"/>
         </w:rPr>
         <w:t xml:space="preserve"> What is an Edge Router?</w:t>
       </w:r>
@@ -106,6 +82,7 @@
         </w:rPr>
         <w:t xml:space="preserve">: </w:t>
       </w:r>
+      <w:proofErr w:type="spellStart"/>
       <w:r>
         <w:rPr>
           <w:rFonts w:ascii="Arial" w:eastAsia="Arial" w:hAnsi="Arial" w:cs="Arial"/>
@@ -117,7 +94,21 @@
           <w:lang w:val="en"/>
           <w14:ligatures w14:val="none"/>
         </w:rPr>
-        <w:t>Chatgpt (GPT</w:t>
+        <w:t>Chatgpt</w:t>
+      </w:r>
+      <w:proofErr w:type="spellEnd"/>
+      <w:r>
+        <w:rPr>
+          <w:rFonts w:ascii="Arial" w:eastAsia="Arial" w:hAnsi="Arial" w:cs="Arial"/>
+          <w:b/>
+          <w:kern w:val="0"/>
+          <w:sz w:val="22"/>
+          <w:szCs w:val="22"/>
+          <w:highlight w:val="darkGray"/>
+          <w:lang w:val="en"/>
+          <w14:ligatures w14:val="none"/>
+        </w:rPr>
+        <w:t xml:space="preserve"> (GPT</w:t>
       </w:r>
       <w:r>
         <w:rPr>
@@ -505,15 +496,10 @@
     </w:p>
     <w:p>
       <w:pPr>
-        <w:spacing w:before="280" w:after="120" w:line="276" w:lineRule="auto"/>
-        <w:outlineLvl w:val="1"/>
-        <w:rPr>
-          <w:rFonts w:ascii="Arial" w:eastAsia="Arial" w:hAnsi="Arial" w:cs="Arial"/>
-          <w:kern w:val="0"/>
-          <w:sz w:val="32"/>
-          <w:szCs w:val="32"/>
-          <w:lang w:val="en"/>
-          <w14:ligatures w14:val="none"/>
+        <w:pStyle w:val="Heading2"/>
+        <w:rPr>
+          <w:rFonts w:eastAsia="Arial"/>
+          <w:lang w:val="en"/>
         </w:rPr>
       </w:pPr>
       <w:bookmarkStart w:id="2" w:name="_jnn9xhsp5msj" w:colFirst="0" w:colLast="0"/>
@@ -521,22 +507,14 @@
       <w:r>
         <w:rPr>
           <w:rFonts w:ascii="Segoe UI Emoji" w:eastAsia="Arial" w:hAnsi="Segoe UI Emoji" w:cs="Segoe UI Emoji"/>
-          <w:kern w:val="0"/>
-          <w:sz w:val="32"/>
-          <w:szCs w:val="32"/>
-          <w:lang w:val="en"/>
-          <w14:ligatures w14:val="none"/>
+          <w:lang w:val="en"/>
         </w:rPr>
         <w:t>🔧</w:t>
       </w:r>
       <w:r>
         <w:rPr>
-          <w:rFonts w:ascii="Arial" w:eastAsia="Arial" w:hAnsi="Arial" w:cs="Arial"/>
-          <w:kern w:val="0"/>
-          <w:sz w:val="32"/>
-          <w:szCs w:val="32"/>
-          <w:lang w:val="en"/>
-          <w14:ligatures w14:val="none"/>
+          <w:rFonts w:eastAsia="Arial"/>
+          <w:lang w:val="en"/>
         </w:rPr>
         <w:t xml:space="preserve"> Key Functions of an Edge Router</w:t>
       </w:r>
@@ -581,6 +559,7 @@
         </w:rPr>
         <w:t xml:space="preserve">: </w:t>
       </w:r>
+      <w:proofErr w:type="spellStart"/>
       <w:r>
         <w:rPr>
           <w:rFonts w:ascii="Arial" w:eastAsia="Arial" w:hAnsi="Arial" w:cs="Arial"/>
@@ -592,7 +571,21 @@
           <w:lang w:val="en"/>
           <w14:ligatures w14:val="none"/>
         </w:rPr>
-        <w:t>Chatgpt (GPT</w:t>
+        <w:t>Chatgpt</w:t>
+      </w:r>
+      <w:proofErr w:type="spellEnd"/>
+      <w:r>
+        <w:rPr>
+          <w:rFonts w:ascii="Arial" w:eastAsia="Arial" w:hAnsi="Arial" w:cs="Arial"/>
+          <w:b/>
+          <w:kern w:val="0"/>
+          <w:sz w:val="22"/>
+          <w:szCs w:val="22"/>
+          <w:highlight w:val="darkGray"/>
+          <w:lang w:val="en"/>
+          <w14:ligatures w14:val="none"/>
+        </w:rPr>
+        <w:t xml:space="preserve"> (GPT</w:t>
       </w:r>
       <w:r>
         <w:rPr>
@@ -754,6 +747,7 @@
                 <w:lang w:val="en"/>
                 <w14:ligatures w14:val="none"/>
               </w:rPr>
+              <w:lastRenderedPageBreak/>
               <w:t>Feature</w:t>
             </w:r>
           </w:p>
@@ -1352,15 +1346,10 @@
     </w:p>
     <w:p>
       <w:pPr>
-        <w:spacing w:before="280" w:after="120" w:line="276" w:lineRule="auto"/>
-        <w:outlineLvl w:val="1"/>
-        <w:rPr>
-          <w:rFonts w:ascii="Arial" w:eastAsia="Arial" w:hAnsi="Arial" w:cs="Arial"/>
-          <w:kern w:val="0"/>
-          <w:sz w:val="32"/>
-          <w:szCs w:val="32"/>
-          <w:lang w:val="en"/>
-          <w14:ligatures w14:val="none"/>
+        <w:pStyle w:val="Heading2"/>
+        <w:rPr>
+          <w:rFonts w:eastAsia="Arial"/>
+          <w:lang w:val="en"/>
         </w:rPr>
       </w:pPr>
       <w:bookmarkStart w:id="3" w:name="_vkpywbt586u" w:colFirst="0" w:colLast="0"/>
@@ -1368,22 +1357,14 @@
       <w:r>
         <w:rPr>
           <w:rFonts w:ascii="Segoe UI Emoji" w:eastAsia="Arial" w:hAnsi="Segoe UI Emoji" w:cs="Segoe UI Emoji"/>
-          <w:kern w:val="0"/>
-          <w:sz w:val="32"/>
-          <w:szCs w:val="32"/>
-          <w:lang w:val="en"/>
-          <w14:ligatures w14:val="none"/>
+          <w:lang w:val="en"/>
         </w:rPr>
         <w:t>📍</w:t>
       </w:r>
       <w:r>
         <w:rPr>
-          <w:rFonts w:ascii="Arial" w:eastAsia="Arial" w:hAnsi="Arial" w:cs="Arial"/>
-          <w:kern w:val="0"/>
-          <w:sz w:val="32"/>
-          <w:szCs w:val="32"/>
-          <w:lang w:val="en"/>
-          <w14:ligatures w14:val="none"/>
+          <w:rFonts w:eastAsia="Arial"/>
+          <w:lang w:val="en"/>
         </w:rPr>
         <w:t xml:space="preserve"> Where Edge Routers Are Used</w:t>
       </w:r>
@@ -1425,6 +1406,7 @@
         </w:rPr>
         <w:t xml:space="preserve">: </w:t>
       </w:r>
+      <w:proofErr w:type="spellStart"/>
       <w:r>
         <w:rPr>
           <w:rFonts w:ascii="Arial" w:eastAsia="Arial" w:hAnsi="Arial" w:cs="Arial"/>
@@ -1436,7 +1418,21 @@
           <w:lang w:val="en"/>
           <w14:ligatures w14:val="none"/>
         </w:rPr>
-        <w:t>Chatgpt (GPT</w:t>
+        <w:t>Chatgpt</w:t>
+      </w:r>
+      <w:proofErr w:type="spellEnd"/>
+      <w:r>
+        <w:rPr>
+          <w:rFonts w:ascii="Arial" w:eastAsia="Arial" w:hAnsi="Arial" w:cs="Arial"/>
+          <w:b/>
+          <w:kern w:val="0"/>
+          <w:sz w:val="22"/>
+          <w:szCs w:val="22"/>
+          <w:highlight w:val="darkGray"/>
+          <w:lang w:val="en"/>
+          <w14:ligatures w14:val="none"/>
+        </w:rPr>
+        <w:t xml:space="preserve"> (GPT</w:t>
       </w:r>
       <w:r>
         <w:rPr>
@@ -1669,15 +1665,10 @@
     </w:p>
     <w:p>
       <w:pPr>
-        <w:spacing w:before="280" w:after="120" w:line="276" w:lineRule="auto"/>
-        <w:outlineLvl w:val="1"/>
-        <w:rPr>
-          <w:rFonts w:ascii="Arial" w:eastAsia="Arial" w:hAnsi="Arial" w:cs="Arial"/>
-          <w:kern w:val="0"/>
-          <w:sz w:val="32"/>
-          <w:szCs w:val="32"/>
-          <w:lang w:val="en"/>
-          <w14:ligatures w14:val="none"/>
+        <w:pStyle w:val="Heading2"/>
+        <w:rPr>
+          <w:rFonts w:eastAsia="Arial"/>
+          <w:lang w:val="en"/>
         </w:rPr>
       </w:pPr>
       <w:bookmarkStart w:id="4" w:name="_bd67hug4hhfr" w:colFirst="0" w:colLast="0"/>
@@ -1685,22 +1676,14 @@
       <w:r>
         <w:rPr>
           <w:rFonts w:ascii="Segoe UI Emoji" w:eastAsia="Arial" w:hAnsi="Segoe UI Emoji" w:cs="Segoe UI Emoji"/>
-          <w:kern w:val="0"/>
-          <w:sz w:val="32"/>
-          <w:szCs w:val="32"/>
-          <w:lang w:val="en"/>
-          <w14:ligatures w14:val="none"/>
+          <w:lang w:val="en"/>
         </w:rPr>
         <w:t>🖥️</w:t>
       </w:r>
       <w:r>
         <w:rPr>
-          <w:rFonts w:ascii="Arial" w:eastAsia="Arial" w:hAnsi="Arial" w:cs="Arial"/>
-          <w:kern w:val="0"/>
-          <w:sz w:val="32"/>
-          <w:szCs w:val="32"/>
-          <w:lang w:val="en"/>
-          <w14:ligatures w14:val="none"/>
+          <w:rFonts w:eastAsia="Arial"/>
+          <w:lang w:val="en"/>
         </w:rPr>
         <w:t xml:space="preserve"> Example Edge Router Use</w:t>
       </w:r>
@@ -1745,6 +1728,7 @@
         </w:rPr>
         <w:t xml:space="preserve">: </w:t>
       </w:r>
+      <w:proofErr w:type="spellStart"/>
       <w:r>
         <w:rPr>
           <w:rFonts w:ascii="Arial" w:eastAsia="Arial" w:hAnsi="Arial" w:cs="Arial"/>
@@ -1756,7 +1740,21 @@
           <w:lang w:val="en"/>
           <w14:ligatures w14:val="none"/>
         </w:rPr>
-        <w:t>Chatgpt (GPT</w:t>
+        <w:t>Chatgpt</w:t>
+      </w:r>
+      <w:proofErr w:type="spellEnd"/>
+      <w:r>
+        <w:rPr>
+          <w:rFonts w:ascii="Arial" w:eastAsia="Arial" w:hAnsi="Arial" w:cs="Arial"/>
+          <w:b/>
+          <w:kern w:val="0"/>
+          <w:sz w:val="22"/>
+          <w:szCs w:val="22"/>
+          <w:highlight w:val="darkGray"/>
+          <w:lang w:val="en"/>
+          <w14:ligatures w14:val="none"/>
+        </w:rPr>
+        <w:t xml:space="preserve"> (GPT</w:t>
       </w:r>
       <w:r>
         <w:rPr>
@@ -1807,6 +1805,7 @@
           <w:lang w:val="en"/>
           <w14:ligatures w14:val="none"/>
         </w:rPr>
+        <w:lastRenderedPageBreak/>
         <w:drawing>
           <wp:inline distT="114300" distB="114300" distL="114300" distR="114300" wp14:anchorId="3F4258C2" wp14:editId="6F53EA75">
             <wp:extent cx="5943600" cy="2070100"/>
@@ -2181,15 +2180,10 @@
     </w:p>
     <w:p>
       <w:pPr>
-        <w:spacing w:before="280" w:after="120" w:line="276" w:lineRule="auto"/>
-        <w:outlineLvl w:val="1"/>
-        <w:rPr>
-          <w:rFonts w:ascii="Arial" w:eastAsia="Arial" w:hAnsi="Arial" w:cs="Arial"/>
-          <w:kern w:val="0"/>
-          <w:sz w:val="32"/>
-          <w:szCs w:val="32"/>
-          <w:lang w:val="en"/>
-          <w14:ligatures w14:val="none"/>
+        <w:pStyle w:val="Heading2"/>
+        <w:rPr>
+          <w:rFonts w:eastAsia="Arial"/>
+          <w:lang w:val="en"/>
         </w:rPr>
       </w:pPr>
       <w:bookmarkStart w:id="5" w:name="_nmu9xg3e3wij" w:colFirst="0" w:colLast="0"/>
@@ -2197,22 +2191,14 @@
       <w:r>
         <w:rPr>
           <w:rFonts w:ascii="Segoe UI Emoji" w:eastAsia="Arial" w:hAnsi="Segoe UI Emoji" w:cs="Segoe UI Emoji"/>
-          <w:kern w:val="0"/>
-          <w:sz w:val="32"/>
-          <w:szCs w:val="32"/>
-          <w:lang w:val="en"/>
-          <w14:ligatures w14:val="none"/>
+          <w:lang w:val="en"/>
         </w:rPr>
         <w:t>🆚</w:t>
       </w:r>
       <w:r>
         <w:rPr>
-          <w:rFonts w:ascii="Arial" w:eastAsia="Arial" w:hAnsi="Arial" w:cs="Arial"/>
-          <w:kern w:val="0"/>
-          <w:sz w:val="32"/>
-          <w:szCs w:val="32"/>
-          <w:lang w:val="en"/>
-          <w14:ligatures w14:val="none"/>
+          <w:rFonts w:eastAsia="Arial"/>
+          <w:lang w:val="en"/>
         </w:rPr>
         <w:t xml:space="preserve"> Comparison: Edge Router vs Core Router</w:t>
       </w:r>
@@ -2257,6 +2243,7 @@
         </w:rPr>
         <w:t xml:space="preserve">: </w:t>
       </w:r>
+      <w:proofErr w:type="spellStart"/>
       <w:r>
         <w:rPr>
           <w:rFonts w:ascii="Arial" w:eastAsia="Arial" w:hAnsi="Arial" w:cs="Arial"/>
@@ -2268,7 +2255,21 @@
           <w:lang w:val="en"/>
           <w14:ligatures w14:val="none"/>
         </w:rPr>
-        <w:t>Chatgpt (GPT</w:t>
+        <w:t>Chatgpt</w:t>
+      </w:r>
+      <w:proofErr w:type="spellEnd"/>
+      <w:r>
+        <w:rPr>
+          <w:rFonts w:ascii="Arial" w:eastAsia="Arial" w:hAnsi="Arial" w:cs="Arial"/>
+          <w:b/>
+          <w:kern w:val="0"/>
+          <w:sz w:val="22"/>
+          <w:szCs w:val="22"/>
+          <w:highlight w:val="darkGray"/>
+          <w:lang w:val="en"/>
+          <w14:ligatures w14:val="none"/>
+        </w:rPr>
+        <w:t xml:space="preserve"> (GPT</w:t>
       </w:r>
       <w:r>
         <w:rPr>
@@ -2562,6 +2563,7 @@
                 <w:lang w:val="en"/>
                 <w14:ligatures w14:val="none"/>
               </w:rPr>
+              <w:lastRenderedPageBreak/>
               <w:t>Location</w:t>
             </w:r>
           </w:p>
@@ -3017,7 +3019,29 @@
                 <w:lang w:val="en"/>
                 <w14:ligatures w14:val="none"/>
               </w:rPr>
-              <w:t>Extremely high (Tbps)</w:t>
+              <w:t>Extremely high (</w:t>
+            </w:r>
+            <w:proofErr w:type="spellStart"/>
+            <w:r>
+              <w:rPr>
+                <w:rFonts w:ascii="Roboto Mono" w:eastAsia="Roboto Mono" w:hAnsi="Roboto Mono" w:cs="Arial"/>
+                <w:kern w:val="0"/>
+                <w:szCs w:val="22"/>
+                <w:lang w:val="en"/>
+                <w14:ligatures w14:val="none"/>
+              </w:rPr>
+              <w:t>Tbps</w:t>
+            </w:r>
+            <w:proofErr w:type="spellEnd"/>
+            <w:r>
+              <w:rPr>
+                <w:rFonts w:ascii="Roboto Mono" w:eastAsia="Roboto Mono" w:hAnsi="Roboto Mono" w:cs="Arial"/>
+                <w:kern w:val="0"/>
+                <w:szCs w:val="22"/>
+                <w:lang w:val="en"/>
+                <w14:ligatures w14:val="none"/>
+              </w:rPr>
+              <w:t>)</w:t>
             </w:r>
           </w:p>
         </w:tc>
@@ -3215,15 +3239,10 @@
     </w:p>
     <w:p>
       <w:pPr>
-        <w:spacing w:before="280" w:after="120" w:line="276" w:lineRule="auto"/>
-        <w:outlineLvl w:val="1"/>
-        <w:rPr>
-          <w:rFonts w:ascii="Arial" w:eastAsia="Arial" w:hAnsi="Arial" w:cs="Arial"/>
-          <w:kern w:val="0"/>
-          <w:sz w:val="32"/>
-          <w:szCs w:val="32"/>
-          <w:lang w:val="en"/>
-          <w14:ligatures w14:val="none"/>
+        <w:pStyle w:val="Heading2"/>
+        <w:rPr>
+          <w:rFonts w:eastAsia="Arial"/>
+          <w:lang w:val="en"/>
         </w:rPr>
       </w:pPr>
       <w:bookmarkStart w:id="6" w:name="_khdz1o99fsb" w:colFirst="0" w:colLast="0"/>
@@ -3231,22 +3250,14 @@
       <w:r>
         <w:rPr>
           <w:rFonts w:ascii="Segoe UI Emoji" w:eastAsia="Arial" w:hAnsi="Segoe UI Emoji" w:cs="Segoe UI Emoji"/>
-          <w:kern w:val="0"/>
-          <w:sz w:val="32"/>
-          <w:szCs w:val="32"/>
-          <w:lang w:val="en"/>
-          <w14:ligatures w14:val="none"/>
+          <w:lang w:val="en"/>
         </w:rPr>
         <w:t>🔒</w:t>
       </w:r>
       <w:r>
         <w:rPr>
-          <w:rFonts w:ascii="Arial" w:eastAsia="Arial" w:hAnsi="Arial" w:cs="Arial"/>
-          <w:kern w:val="0"/>
-          <w:sz w:val="32"/>
-          <w:szCs w:val="32"/>
-          <w:lang w:val="en"/>
-          <w14:ligatures w14:val="none"/>
+          <w:rFonts w:eastAsia="Arial"/>
+          <w:lang w:val="en"/>
         </w:rPr>
         <w:t xml:space="preserve"> Common Features in Enterprise Edge Routers</w:t>
       </w:r>
@@ -3288,6 +3299,7 @@
         </w:rPr>
         <w:t xml:space="preserve">: </w:t>
       </w:r>
+      <w:proofErr w:type="spellStart"/>
       <w:r>
         <w:rPr>
           <w:rFonts w:ascii="Arial" w:eastAsia="Arial" w:hAnsi="Arial" w:cs="Arial"/>
@@ -3299,7 +3311,21 @@
           <w:lang w:val="en"/>
           <w14:ligatures w14:val="none"/>
         </w:rPr>
-        <w:t>Chatgpt (GPT</w:t>
+        <w:t>Chatgpt</w:t>
+      </w:r>
+      <w:proofErr w:type="spellEnd"/>
+      <w:r>
+        <w:rPr>
+          <w:rFonts w:ascii="Arial" w:eastAsia="Arial" w:hAnsi="Arial" w:cs="Arial"/>
+          <w:b/>
+          <w:kern w:val="0"/>
+          <w:sz w:val="22"/>
+          <w:szCs w:val="22"/>
+          <w:highlight w:val="darkGray"/>
+          <w:lang w:val="en"/>
+          <w14:ligatures w14:val="none"/>
+        </w:rPr>
+        <w:t xml:space="preserve"> (GPT</w:t>
       </w:r>
       <w:r>
         <w:rPr>
@@ -4343,7 +4369,6 @@
     <w:next w:val="Normal"/>
     <w:link w:val="Heading2Char"/>
     <w:uiPriority w:val="9"/>
-    <w:semiHidden/>
     <w:unhideWhenUsed/>
     <w:qFormat/>
     <w:rsid w:val="00D44B88"/>
@@ -4560,7 +4585,6 @@
     <w:basedOn w:val="DefaultParagraphFont"/>
     <w:link w:val="Heading2"/>
     <w:uiPriority w:val="9"/>
-    <w:semiHidden/>
     <w:rsid w:val="00D44B88"/>
     <w:rPr>
       <w:rFonts w:asciiTheme="majorHAnsi" w:eastAsiaTheme="majorEastAsia" w:hAnsiTheme="majorHAnsi" w:cstheme="majorBidi"/>
